--- a/Assignment 1.docx
+++ b/Assignment 1.docx
@@ -25,27 +25,41 @@
         </w:rPr>
         <w:t>Assignment_1_Linux_Basics</w:t>
       </w:r>
-      <w:bookmarkStart w:id="0" w:name="_GoBack"/>
-      <w:bookmarkEnd w:id="0"/>
-    </w:p>
-    <w:p>
-      <w:pPr>
-        <w:pStyle w:val="NoSpacing"/>
-        <w:rPr>
-          <w:rFonts w:cstheme="minorHAnsi"/>
-        </w:rPr>
-      </w:pPr>
-    </w:p>
-    <w:p>
-      <w:pPr>
-        <w:pStyle w:val="NoSpacing"/>
-        <w:rPr>
-          <w:rFonts w:cstheme="minorHAnsi"/>
-        </w:rPr>
-      </w:pPr>
-      <w:r>
-        <w:rPr>
-          <w:rFonts w:cstheme="minorHAnsi"/>
+    </w:p>
+    <w:p>
+      <w:pPr>
+        <w:pStyle w:val="NoSpacing"/>
+        <w:rPr>
+          <w:rFonts w:cstheme="minorHAnsi"/>
+        </w:rPr>
+      </w:pPr>
+      <w:r>
+        <w:rPr>
+          <w:rFonts w:cstheme="minorHAnsi"/>
+        </w:rPr>
+        <w:t xml:space="preserve">Firstly, I created an empty folder named </w:t>
+      </w:r>
+      <w:proofErr w:type="spellStart"/>
+      <w:r>
+        <w:rPr>
+          <w:rFonts w:cstheme="minorHAnsi"/>
+        </w:rPr>
+        <w:t>Linux_Basics_KaushalDandriyal</w:t>
+      </w:r>
+      <w:proofErr w:type="spellEnd"/>
+    </w:p>
+    <w:p>
+      <w:pPr>
+        <w:pStyle w:val="NoSpacing"/>
+        <w:rPr>
+          <w:rFonts w:cstheme="minorHAnsi"/>
+        </w:rPr>
+      </w:pPr>
+      <w:r>
+        <w:rPr>
+          <w:rFonts w:cstheme="minorHAnsi"/>
+          <w:noProof/>
+          <w:lang w:eastAsia="en-IN"/>
         </w:rPr>
         <w:drawing>
           <wp:inline distT="0" distB="0" distL="0" distR="0" wp14:anchorId="58CB6EB0" wp14:editId="054120F1">
@@ -150,31 +164,15 @@
         <w:pStyle w:val="NoSpacing"/>
         <w:rPr>
           <w:rFonts w:cstheme="minorHAnsi"/>
-          <w:sz w:val="24"/>
-        </w:rPr>
-      </w:pPr>
-    </w:p>
-    <w:p>
-      <w:pPr>
-        <w:pStyle w:val="NoSpacing"/>
-        <w:rPr>
-          <w:rFonts w:cstheme="minorHAnsi"/>
-          <w:color w:val="000000"/>
-        </w:rPr>
-      </w:pPr>
-      <w:r>
-        <w:rPr>
-          <w:rFonts w:cstheme="minorHAnsi"/>
-          <w:color w:val="000000"/>
-        </w:rPr>
-        <w:t xml:space="preserve">1. </w:t>
-      </w:r>
-      <w:r>
-        <w:rPr>
-          <w:rFonts w:cstheme="minorHAnsi"/>
-          <w:color w:val="000000"/>
-        </w:rPr>
-        <w:t xml:space="preserve">Create a directory named </w:t>
+          <w:color w:val="000000"/>
+        </w:rPr>
+      </w:pPr>
+      <w:r>
+        <w:rPr>
+          <w:rFonts w:cstheme="minorHAnsi"/>
+          <w:color w:val="000000"/>
+        </w:rPr>
+        <w:t xml:space="preserve">1. Create a directory named </w:t>
       </w:r>
       <w:proofErr w:type="spellStart"/>
       <w:r>
@@ -215,11 +213,45 @@
         <w:pStyle w:val="NoSpacing"/>
         <w:rPr>
           <w:rFonts w:cstheme="minorHAnsi"/>
-        </w:rPr>
-      </w:pPr>
-      <w:r>
-        <w:rPr>
-          <w:rFonts w:cstheme="minorHAnsi"/>
+          <w:color w:val="000000"/>
+        </w:rPr>
+      </w:pPr>
+      <w:r>
+        <w:rPr>
+          <w:rFonts w:cstheme="minorHAnsi"/>
+          <w:color w:val="000000"/>
+        </w:rPr>
+        <w:t xml:space="preserve">Explanation: </w:t>
+      </w:r>
+      <w:proofErr w:type="spellStart"/>
+      <w:r>
+        <w:rPr>
+          <w:rFonts w:cstheme="minorHAnsi"/>
+          <w:color w:val="000000"/>
+        </w:rPr>
+        <w:t>mkdir</w:t>
+      </w:r>
+      <w:proofErr w:type="spellEnd"/>
+      <w:r>
+        <w:rPr>
+          <w:rFonts w:cstheme="minorHAnsi"/>
+          <w:color w:val="000000"/>
+        </w:rPr>
+        <w:t xml:space="preserve"> is used to create directories. </w:t>
+      </w:r>
+    </w:p>
+    <w:p>
+      <w:pPr>
+        <w:pStyle w:val="NoSpacing"/>
+        <w:rPr>
+          <w:rFonts w:cstheme="minorHAnsi"/>
+        </w:rPr>
+      </w:pPr>
+      <w:r>
+        <w:rPr>
+          <w:rFonts w:cstheme="minorHAnsi"/>
+          <w:noProof/>
+          <w:lang w:eastAsia="en-IN"/>
         </w:rPr>
         <w:drawing>
           <wp:inline distT="0" distB="0" distL="0" distR="0" wp14:anchorId="7C7470FC" wp14:editId="2380AAF1">
@@ -272,8 +304,6 @@
         <w:rPr>
           <w:rFonts w:eastAsia="Times New Roman" w:cstheme="minorHAnsi"/>
           <w:color w:val="000000"/>
-          <w:sz w:val="24"/>
-          <w:szCs w:val="24"/>
           <w:lang w:eastAsia="en-IN"/>
         </w:rPr>
       </w:pPr>
@@ -320,9 +350,76 @@
         </w:rPr>
         <w:t>.</w:t>
       </w:r>
-      <w:r>
+    </w:p>
+    <w:p>
+      <w:pPr>
+        <w:pStyle w:val="NoSpacing"/>
         <w:rPr>
           <w:rFonts w:eastAsia="Times New Roman" w:cstheme="minorHAnsi"/>
+          <w:color w:val="000000"/>
+          <w:lang w:eastAsia="en-IN"/>
+        </w:rPr>
+      </w:pPr>
+      <w:r>
+        <w:rPr>
+          <w:rFonts w:eastAsia="Times New Roman" w:cstheme="minorHAnsi"/>
+          <w:color w:val="000000"/>
+          <w:lang w:eastAsia="en-IN"/>
+        </w:rPr>
+        <w:t xml:space="preserve">Explanation: To enter the previously created </w:t>
+      </w:r>
+      <w:proofErr w:type="spellStart"/>
+      <w:r>
+        <w:rPr>
+          <w:rFonts w:eastAsia="Times New Roman" w:cstheme="minorHAnsi"/>
+          <w:color w:val="000000"/>
+          <w:lang w:eastAsia="en-IN"/>
+        </w:rPr>
+        <w:t>test_dir</w:t>
+      </w:r>
+      <w:proofErr w:type="spellEnd"/>
+      <w:r>
+        <w:rPr>
+          <w:rFonts w:eastAsia="Times New Roman" w:cstheme="minorHAnsi"/>
+          <w:color w:val="000000"/>
+          <w:lang w:eastAsia="en-IN"/>
+        </w:rPr>
+        <w:t xml:space="preserve">, I used the command cd </w:t>
+      </w:r>
+      <w:proofErr w:type="spellStart"/>
+      <w:r>
+        <w:rPr>
+          <w:rFonts w:eastAsia="Times New Roman" w:cstheme="minorHAnsi"/>
+          <w:color w:val="000000"/>
+          <w:lang w:eastAsia="en-IN"/>
+        </w:rPr>
+        <w:t>test_dir</w:t>
+      </w:r>
+      <w:proofErr w:type="spellEnd"/>
+      <w:r>
+        <w:rPr>
+          <w:rFonts w:eastAsia="Times New Roman" w:cstheme="minorHAnsi"/>
+          <w:color w:val="000000"/>
+          <w:lang w:eastAsia="en-IN"/>
+        </w:rPr>
+        <w:t>. After that I used the command touch example.txt to create an empty text file.</w:t>
+      </w:r>
+    </w:p>
+    <w:p>
+      <w:pPr>
+        <w:pStyle w:val="NoSpacing"/>
+        <w:rPr>
+          <w:rFonts w:eastAsia="Times New Roman" w:cstheme="minorHAnsi"/>
+          <w:color w:val="000000"/>
+          <w:sz w:val="24"/>
+          <w:szCs w:val="24"/>
+          <w:lang w:eastAsia="en-IN"/>
+        </w:rPr>
+      </w:pPr>
+      <w:r>
+        <w:rPr>
+          <w:rFonts w:eastAsia="Times New Roman" w:cstheme="minorHAnsi"/>
+          <w:noProof/>
           <w:color w:val="000000"/>
           <w:sz w:val="24"/>
           <w:szCs w:val="24"/>
@@ -470,6 +567,8 @@
       <w:r>
         <w:rPr>
           <w:rFonts w:cstheme="minorHAnsi"/>
+          <w:noProof/>
+          <w:lang w:eastAsia="en-IN"/>
         </w:rPr>
         <w:drawing>
           <wp:inline distT="0" distB="0" distL="0" distR="0" wp14:anchorId="0EA7DD6A" wp14:editId="7F065152">
@@ -629,6 +728,7 @@
       <w:r>
         <w:rPr>
           <w:rFonts w:cstheme="minorHAnsi"/>
+          <w:noProof/>
           <w:sz w:val="24"/>
           <w:szCs w:val="24"/>
           <w:lang w:eastAsia="en-IN"/>
@@ -773,6 +873,7 @@
       <w:r>
         <w:rPr>
           <w:rFonts w:cstheme="minorHAnsi"/>
+          <w:noProof/>
           <w:sz w:val="24"/>
           <w:szCs w:val="24"/>
           <w:lang w:eastAsia="en-IN"/>
@@ -914,6 +1015,8 @@
       <w:r>
         <w:rPr>
           <w:rFonts w:cstheme="minorHAnsi"/>
+          <w:noProof/>
+          <w:lang w:eastAsia="en-IN"/>
         </w:rPr>
         <w:drawing>
           <wp:inline distT="0" distB="0" distL="0" distR="0" wp14:anchorId="1EBE9AFC" wp14:editId="0FB66E32">
@@ -964,6 +1067,26 @@
       <w:pPr>
         <w:pStyle w:val="NoSpacing"/>
         <w:rPr>
+          <w:b/>
+          <w:sz w:val="28"/>
+          <w:lang w:eastAsia="en-IN"/>
+        </w:rPr>
+      </w:pPr>
+    </w:p>
+    <w:p>
+      <w:pPr>
+        <w:pStyle w:val="NoSpacing"/>
+        <w:rPr>
+          <w:b/>
+          <w:sz w:val="28"/>
+          <w:lang w:eastAsia="en-IN"/>
+        </w:rPr>
+      </w:pPr>
+    </w:p>
+    <w:p>
+      <w:pPr>
+        <w:pStyle w:val="NoSpacing"/>
+        <w:rPr>
           <w:rFonts w:ascii="Times New Roman" w:hAnsi="Times New Roman" w:cs="Times New Roman"/>
           <w:b/>
           <w:sz w:val="32"/>
@@ -977,6 +1100,7 @@
           <w:sz w:val="28"/>
           <w:lang w:eastAsia="en-IN"/>
         </w:rPr>
+        <w:lastRenderedPageBreak/>
         <w:t>3. Searching for Patterns</w:t>
       </w:r>
     </w:p>
@@ -1070,6 +1194,8 @@
       <w:r>
         <w:rPr>
           <w:rFonts w:cstheme="minorHAnsi"/>
+          <w:noProof/>
+          <w:lang w:eastAsia="en-IN"/>
         </w:rPr>
         <w:drawing>
           <wp:inline distT="0" distB="0" distL="0" distR="0" wp14:anchorId="67E9289F" wp14:editId="72D90D8B">
@@ -1131,7 +1257,6 @@
           <w:bCs/>
           <w:sz w:val="28"/>
         </w:rPr>
-        <w:lastRenderedPageBreak/>
         <w:t>4. Zipping and Unzipping</w:t>
       </w:r>
     </w:p>
@@ -1179,6 +1304,8 @@
       <w:r>
         <w:rPr>
           <w:rFonts w:cstheme="minorHAnsi"/>
+          <w:noProof/>
+          <w:lang w:eastAsia="en-IN"/>
         </w:rPr>
         <w:drawing>
           <wp:inline distT="0" distB="0" distL="0" distR="0" wp14:anchorId="2A386C41" wp14:editId="40E2DAC4">
@@ -1261,6 +1388,8 @@
       <w:r>
         <w:rPr>
           <w:rFonts w:cstheme="minorHAnsi"/>
+          <w:noProof/>
+          <w:lang w:eastAsia="en-IN"/>
         </w:rPr>
         <w:drawing>
           <wp:inline distT="0" distB="0" distL="0" distR="0" wp14:anchorId="782D1CFD" wp14:editId="16279BDB">
@@ -1386,6 +1515,8 @@
       <w:r>
         <w:rPr>
           <w:rFonts w:cstheme="minorHAnsi"/>
+          <w:noProof/>
+          <w:lang w:eastAsia="en-IN"/>
         </w:rPr>
         <w:drawing>
           <wp:inline distT="0" distB="0" distL="0" distR="0" wp14:anchorId="48A45712" wp14:editId="5A151CC5">
@@ -1498,6 +1629,8 @@
       <w:r>
         <w:rPr>
           <w:rFonts w:cstheme="minorHAnsi"/>
+          <w:noProof/>
+          <w:lang w:eastAsia="en-IN"/>
         </w:rPr>
         <w:drawing>
           <wp:inline distT="0" distB="0" distL="0" distR="0" wp14:anchorId="40E4F50B" wp14:editId="2555DD25">
@@ -1548,6 +1681,46 @@
       <w:pPr>
         <w:pStyle w:val="NoSpacing"/>
         <w:rPr>
+          <w:b/>
+          <w:sz w:val="28"/>
+          <w:lang w:eastAsia="en-IN"/>
+        </w:rPr>
+      </w:pPr>
+    </w:p>
+    <w:p>
+      <w:pPr>
+        <w:pStyle w:val="NoSpacing"/>
+        <w:rPr>
+          <w:b/>
+          <w:sz w:val="28"/>
+          <w:lang w:eastAsia="en-IN"/>
+        </w:rPr>
+      </w:pPr>
+    </w:p>
+    <w:p>
+      <w:pPr>
+        <w:pStyle w:val="NoSpacing"/>
+        <w:rPr>
+          <w:b/>
+          <w:sz w:val="28"/>
+          <w:lang w:eastAsia="en-IN"/>
+        </w:rPr>
+      </w:pPr>
+    </w:p>
+    <w:p>
+      <w:pPr>
+        <w:pStyle w:val="NoSpacing"/>
+        <w:rPr>
+          <w:b/>
+          <w:sz w:val="28"/>
+          <w:lang w:eastAsia="en-IN"/>
+        </w:rPr>
+      </w:pPr>
+    </w:p>
+    <w:p>
+      <w:pPr>
+        <w:pStyle w:val="NoSpacing"/>
+        <w:rPr>
           <w:rFonts w:ascii="Times New Roman" w:hAnsi="Times New Roman" w:cs="Times New Roman"/>
           <w:b/>
           <w:sz w:val="32"/>
@@ -1555,12 +1728,15 @@
           <w:lang w:eastAsia="en-IN"/>
         </w:rPr>
       </w:pPr>
+      <w:bookmarkStart w:id="0" w:name="_GoBack"/>
+      <w:bookmarkEnd w:id="0"/>
       <w:r>
         <w:rPr>
           <w:b/>
           <w:sz w:val="28"/>
           <w:lang w:eastAsia="en-IN"/>
         </w:rPr>
+        <w:lastRenderedPageBreak/>
         <w:t>7. Working with Environment Variables</w:t>
       </w:r>
     </w:p>
@@ -1610,6 +1786,8 @@
       <w:r>
         <w:rPr>
           <w:rFonts w:cstheme="minorHAnsi"/>
+          <w:noProof/>
+          <w:lang w:eastAsia="en-IN"/>
         </w:rPr>
         <w:drawing>
           <wp:inline distT="0" distB="0" distL="0" distR="0" wp14:anchorId="20B0CDC0" wp14:editId="5FF43DE7">
@@ -1646,6 +1824,64 @@
             </a:graphic>
           </wp:inline>
         </w:drawing>
+      </w:r>
+    </w:p>
+    <w:p>
+      <w:pPr>
+        <w:pStyle w:val="NoSpacing"/>
+        <w:rPr>
+          <w:rFonts w:cstheme="minorHAnsi"/>
+        </w:rPr>
+      </w:pPr>
+    </w:p>
+    <w:p>
+      <w:pPr>
+        <w:pStyle w:val="NoSpacing"/>
+        <w:rPr>
+          <w:rFonts w:cstheme="minorHAnsi"/>
+        </w:rPr>
+      </w:pPr>
+    </w:p>
+    <w:p>
+      <w:pPr>
+        <w:pStyle w:val="NoSpacing"/>
+        <w:rPr>
+          <w:rFonts w:cstheme="minorHAnsi"/>
+          <w:b/>
+          <w:sz w:val="28"/>
+        </w:rPr>
+      </w:pPr>
+      <w:r>
+        <w:rPr>
+          <w:rFonts w:cstheme="minorHAnsi"/>
+          <w:b/>
+          <w:sz w:val="28"/>
+        </w:rPr>
+        <w:t>LINK TO THE GITHUB REPO</w:t>
+      </w:r>
+      <w:r>
+        <w:rPr>
+          <w:rFonts w:cstheme="minorHAnsi"/>
+          <w:b/>
+          <w:sz w:val="28"/>
+        </w:rPr>
+        <w:t>:</w:t>
+      </w:r>
+    </w:p>
+    <w:p>
+      <w:pPr>
+        <w:pStyle w:val="NoSpacing"/>
+        <w:rPr>
+          <w:rFonts w:cstheme="minorHAnsi"/>
+          <w:sz w:val="28"/>
+        </w:rPr>
+      </w:pPr>
+      <w:r>
+        <w:rPr>
+          <w:rFonts w:cstheme="minorHAnsi"/>
+          <w:sz w:val="28"/>
+        </w:rPr>
+        <w:t>https://github.com/kaushaldandriyal1610/Linux_Basics.git</w:t>
       </w:r>
     </w:p>
     <w:sectPr>
@@ -3148,6 +3384,7 @@
   <w:style w:type="character" w:default="1" w:styleId="DefaultParagraphFont">
     <w:name w:val="Default Paragraph Font"/>
     <w:uiPriority w:val="1"/>
+    <w:semiHidden/>
     <w:unhideWhenUsed/>
   </w:style>
   <w:style w:type="table" w:default="1" w:styleId="TableNormal">
